--- a/ERP Plan/For MSCAST/MSCAST ERP - Role Cards.docx
+++ b/ERP Plan/For MSCAST/MSCAST ERP - Role Cards.docx
@@ -6302,7 +6302,7 @@
         <w:pStyle w:val="Compact"/>
       </w:pPr>
       <w:r>
-        <w:t xml:space="preserve">Build check T6f reports any non-administrator holding</w:t>
+        <w:t xml:space="preserve">Build check T6f reports anyone holding</w:t>
       </w:r>
       <w:r>
         <w:t xml:space="preserve"> </w:t>
@@ -6314,7 +6314,10 @@
         <w:t xml:space="preserve">System Manager</w:t>
       </w:r>
       <w:r>
-        <w:t xml:space="preserve">. On the Live POC (21 September 2026) it warns: MSCAST’s trial admin gave Aiqaz Chandankeri</w:t>
+        <w:t xml:space="preserve"> </w:t>
+      </w:r>
+      <w:r>
+        <w:t xml:space="preserve">who is not a named administrator. MSCAST’s own administrators are named in the site setting</w:t>
       </w:r>
       <w:r>
         <w:t xml:space="preserve"> </w:t>
@@ -6323,10 +6326,13 @@
         <w:rPr>
           <w:rStyle w:val="VerbatimChar"/>
         </w:rPr>
-        <w:t xml:space="preserve">System Manager</w:t>
-      </w:r>
-      <w:r>
-        <w:t xml:space="preserve">.</w:t>
+        <w:t xml:space="preserve">mscast_admins</w:t>
+      </w:r>
+      <w:r>
+        <w:t xml:space="preserve"> </w:t>
+      </w:r>
+      <w:r>
+        <w:t xml:space="preserve">(on the Live POC: Aiqaz and Arham Chandankeri).</w:t>
       </w:r>
     </w:p>
     <w:bookmarkEnd w:id="78"/>
